--- a/ООАП4.docx
+++ b/ООАП4.docx
@@ -56,15 +56,7 @@
           <w:sz w:val="28"/>
           <w:szCs w:val="22"/>
         </w:rPr>
-        <w:t xml:space="preserve">Пакет Client </w:t>
-      </w:r>
-      <w:r>
-        <w:rPr>
-          <w:rFonts w:ascii="Times New Roman" w:hAnsi="Times New Roman"/>
-          <w:sz w:val="28"/>
-          <w:szCs w:val="22"/>
-        </w:rPr>
-        <w:t xml:space="preserve">реализует </w:t>
+        <w:t xml:space="preserve">Пакет Client реализует </w:t>
       </w:r>
       <w:r>
         <w:rPr>
@@ -106,25 +98,7 @@
           <w:sz w:val="28"/>
           <w:szCs w:val="22"/>
         </w:rPr>
-        <w:t xml:space="preserve"> реализует ключевой функционал системы, ее контролер. Он включает в себя </w:t>
-      </w:r>
-      <w:proofErr w:type="spellStart"/>
-      <w:r>
-        <w:rPr>
-          <w:rFonts w:ascii="Times New Roman" w:hAnsi="Times New Roman"/>
-          <w:sz w:val="28"/>
-          <w:szCs w:val="22"/>
-        </w:rPr>
-        <w:t>подпакеты</w:t>
-      </w:r>
-      <w:proofErr w:type="spellEnd"/>
-      <w:r>
-        <w:rPr>
-          <w:rFonts w:ascii="Times New Roman" w:hAnsi="Times New Roman"/>
-          <w:sz w:val="28"/>
-          <w:szCs w:val="22"/>
-        </w:rPr>
-        <w:t xml:space="preserve"> </w:t>
+        <w:t xml:space="preserve"> реализует ключевой функционал системы, ее контролер. Он включает в себя подпакеты </w:t>
       </w:r>
       <w:r>
         <w:rPr>
@@ -251,7 +225,23 @@
           <w:sz w:val="28"/>
           <w:szCs w:val="22"/>
         </w:rPr>
-        <w:t xml:space="preserve"> реализует взаимодействие клиента с системой, создание и редактирование записей, оставление отзывов.</w:t>
+        <w:t xml:space="preserve"> реализует </w:t>
+      </w:r>
+      <w:r>
+        <w:rPr>
+          <w:rFonts w:ascii="Times New Roman" w:hAnsi="Times New Roman"/>
+          <w:sz w:val="28"/>
+          <w:szCs w:val="22"/>
+        </w:rPr>
+        <w:t>работу системы с пациентом</w:t>
+      </w:r>
+      <w:r>
+        <w:rPr>
+          <w:rFonts w:ascii="Times New Roman" w:hAnsi="Times New Roman"/>
+          <w:sz w:val="28"/>
+          <w:szCs w:val="22"/>
+        </w:rPr>
+        <w:t>, создание и редактирование записей, оставление отзывов.</w:t>
       </w:r>
     </w:p>
     <w:p>
@@ -363,16 +353,7 @@
           <w:sz w:val="28"/>
           <w:szCs w:val="22"/>
         </w:rPr>
-        <w:t>Рис. 1 - диаграмма пакетов</w:t>
-      </w:r>
-      <w:r>
-        <w:rPr>
-          <w:rFonts w:ascii="Times New Roman" w:hAnsi="Times New Roman"/>
-          <w:i/>
-          <w:sz w:val="28"/>
-          <w:szCs w:val="22"/>
-        </w:rPr>
-        <w:t xml:space="preserve"> системы</w:t>
+        <w:t>Рис. 1 - диаграмма пакетов системы</w:t>
       </w:r>
       <w:r>
         <w:rPr>
@@ -468,7 +449,6 @@
         </w:rPr>
         <w:t xml:space="preserve"> </w:t>
       </w:r>
-      <w:proofErr w:type="spellStart"/>
       <w:r>
         <w:rPr>
           <w:rFonts w:ascii="Times New Roman" w:hAnsi="Times New Roman"/>
@@ -478,7 +458,6 @@
         </w:rPr>
         <w:t>IHospital</w:t>
       </w:r>
-      <w:proofErr w:type="spellEnd"/>
       <w:r>
         <w:rPr>
           <w:rFonts w:ascii="Times New Roman" w:hAnsi="Times New Roman"/>
@@ -521,7 +500,6 @@
         </w:rPr>
         <w:t xml:space="preserve"> использует интерфейсы других больниц (</w:t>
       </w:r>
-      <w:proofErr w:type="spellStart"/>
       <w:r>
         <w:rPr>
           <w:rFonts w:ascii="Times New Roman" w:hAnsi="Times New Roman"/>
@@ -531,7 +509,6 @@
         </w:rPr>
         <w:t>IRemoteHospital</w:t>
       </w:r>
-      <w:proofErr w:type="spellEnd"/>
       <w:r>
         <w:rPr>
           <w:rFonts w:ascii="Times New Roman" w:hAnsi="Times New Roman"/>
@@ -540,7 +517,6 @@
         </w:rPr>
         <w:t>) для работы с приглашенными сотрудниками и интерфейс для базы данных (</w:t>
       </w:r>
-      <w:proofErr w:type="spellStart"/>
       <w:r>
         <w:rPr>
           <w:rFonts w:ascii="Times New Roman" w:hAnsi="Times New Roman"/>
@@ -550,7 +526,6 @@
         </w:rPr>
         <w:t>IDBCore</w:t>
       </w:r>
-      <w:proofErr w:type="spellEnd"/>
       <w:r>
         <w:rPr>
           <w:rFonts w:ascii="Times New Roman" w:hAnsi="Times New Roman"/>
@@ -593,7 +568,6 @@
         </w:rPr>
         <w:t xml:space="preserve"> использует интерфейсы </w:t>
       </w:r>
-      <w:proofErr w:type="spellStart"/>
       <w:r>
         <w:rPr>
           <w:rFonts w:ascii="Times New Roman" w:hAnsi="Times New Roman"/>
@@ -603,7 +577,6 @@
         </w:rPr>
         <w:t>IDoctorDB</w:t>
       </w:r>
-      <w:proofErr w:type="spellEnd"/>
       <w:r>
         <w:rPr>
           <w:rFonts w:ascii="Times New Roman" w:hAnsi="Times New Roman"/>
@@ -612,7 +585,6 @@
         </w:rPr>
         <w:t xml:space="preserve"> и </w:t>
       </w:r>
-      <w:proofErr w:type="spellStart"/>
       <w:r>
         <w:rPr>
           <w:rFonts w:ascii="Times New Roman" w:hAnsi="Times New Roman"/>
@@ -622,7 +594,6 @@
         </w:rPr>
         <w:t>IPatientsDB</w:t>
       </w:r>
-      <w:proofErr w:type="spellEnd"/>
       <w:r>
         <w:rPr>
           <w:rFonts w:ascii="Times New Roman" w:hAnsi="Times New Roman"/>
@@ -708,16 +679,7 @@
           <w:sz w:val="28"/>
           <w:szCs w:val="22"/>
         </w:rPr>
-        <w:t>Рис. 2 -Диаграмма компонентов</w:t>
-      </w:r>
-      <w:r>
-        <w:rPr>
-          <w:rFonts w:ascii="Times New Roman" w:hAnsi="Times New Roman"/>
-          <w:i/>
-          <w:sz w:val="28"/>
-          <w:szCs w:val="22"/>
-        </w:rPr>
-        <w:t xml:space="preserve"> системы</w:t>
+        <w:t>Рис. 2 -Диаграмма компонентов системы</w:t>
       </w:r>
     </w:p>
     <w:p>
@@ -867,7 +829,6 @@
         </w:rPr>
         <w:t xml:space="preserve">). В среде исполнения </w:t>
       </w:r>
-      <w:proofErr w:type="spellStart"/>
       <w:r>
         <w:rPr>
           <w:rFonts w:ascii="Times New Roman" w:hAnsi="Times New Roman"/>
@@ -877,7 +838,6 @@
         </w:rPr>
         <w:t>FastAPI</w:t>
       </w:r>
-      <w:proofErr w:type="spellEnd"/>
       <w:r>
         <w:rPr>
           <w:rFonts w:ascii="Times New Roman" w:hAnsi="Times New Roman"/>
@@ -920,7 +880,6 @@
         </w:rPr>
         <w:t>.</w:t>
       </w:r>
-      <w:proofErr w:type="spellStart"/>
       <w:r>
         <w:rPr>
           <w:rFonts w:ascii="Times New Roman" w:hAnsi="Times New Roman"/>
@@ -930,7 +889,6 @@
         </w:rPr>
         <w:t>py</w:t>
       </w:r>
-      <w:proofErr w:type="spellEnd"/>
       <w:r>
         <w:rPr>
           <w:rFonts w:ascii="Times New Roman" w:hAnsi="Times New Roman"/>
@@ -1051,16 +1009,7 @@
           <w:sz w:val="28"/>
           <w:szCs w:val="22"/>
         </w:rPr>
-        <w:t>Рис. 3 - диаграмма размещения</w:t>
-      </w:r>
-      <w:r>
-        <w:rPr>
-          <w:rFonts w:ascii="Times New Roman" w:hAnsi="Times New Roman"/>
-          <w:i/>
-          <w:sz w:val="28"/>
-          <w:szCs w:val="22"/>
-        </w:rPr>
-        <w:t xml:space="preserve"> системы</w:t>
+        <w:t>Рис. 3 - диаграмма размещения системы</w:t>
       </w:r>
     </w:p>
     <w:sectPr>

--- a/ООАП4.docx
+++ b/ООАП4.docx
@@ -44,19 +44,46 @@
     </w:p>
     <w:p>
       <w:pPr>
-        <w:rPr>
-          <w:rFonts w:ascii="Times New Roman" w:hAnsi="Times New Roman"/>
-          <w:sz w:val="28"/>
-          <w:szCs w:val="22"/>
-        </w:rPr>
-      </w:pPr>
-      <w:r>
-        <w:rPr>
-          <w:rFonts w:ascii="Times New Roman" w:hAnsi="Times New Roman"/>
-          <w:sz w:val="28"/>
-          <w:szCs w:val="22"/>
-        </w:rPr>
-        <w:t xml:space="preserve">Пакет Client реализует </w:t>
+        <w:ind w:firstLine="720"/>
+        <w:rPr>
+          <w:rFonts w:ascii="Times New Roman" w:hAnsi="Times New Roman"/>
+          <w:sz w:val="28"/>
+          <w:szCs w:val="22"/>
+        </w:rPr>
+      </w:pPr>
+    </w:p>
+    <w:p>
+      <w:pPr>
+        <w:rPr>
+          <w:rFonts w:ascii="Times New Roman" w:hAnsi="Times New Roman"/>
+          <w:sz w:val="28"/>
+          <w:szCs w:val="22"/>
+        </w:rPr>
+      </w:pPr>
+      <w:r>
+        <w:rPr>
+          <w:rFonts w:ascii="Times New Roman" w:hAnsi="Times New Roman"/>
+          <w:sz w:val="28"/>
+          <w:szCs w:val="22"/>
+        </w:rPr>
+        <w:t xml:space="preserve">Пакет </w:t>
+      </w:r>
+      <w:r>
+        <w:rPr>
+          <w:rFonts w:ascii="Times New Roman" w:hAnsi="Times New Roman"/>
+          <w:sz w:val="28"/>
+          <w:szCs w:val="22"/>
+          <w:lang w:val="en-US"/>
+        </w:rPr>
+        <w:t>UI</w:t>
+      </w:r>
+      <w:r>
+        <w:rPr>
+          <w:rFonts w:ascii="Times New Roman" w:hAnsi="Times New Roman"/>
+          <w:sz w:val="28"/>
+          <w:szCs w:val="22"/>
+        </w:rPr>
+        <w:t xml:space="preserve"> реализует </w:t>
       </w:r>
       <w:r>
         <w:rPr>
@@ -98,7 +125,25 @@
           <w:sz w:val="28"/>
           <w:szCs w:val="22"/>
         </w:rPr>
-        <w:t xml:space="preserve"> реализует ключевой функционал системы, ее контролер. Он включает в себя подпакеты </w:t>
+        <w:t xml:space="preserve"> реализует ключевой функционал системы, ее контролер. Он включает в себя </w:t>
+      </w:r>
+      <w:proofErr w:type="spellStart"/>
+      <w:r>
+        <w:rPr>
+          <w:rFonts w:ascii="Times New Roman" w:hAnsi="Times New Roman"/>
+          <w:sz w:val="28"/>
+          <w:szCs w:val="22"/>
+        </w:rPr>
+        <w:t>подпакеты</w:t>
+      </w:r>
+      <w:proofErr w:type="spellEnd"/>
+      <w:r>
+        <w:rPr>
+          <w:rFonts w:ascii="Times New Roman" w:hAnsi="Times New Roman"/>
+          <w:sz w:val="28"/>
+          <w:szCs w:val="22"/>
+        </w:rPr>
+        <w:t xml:space="preserve"> </w:t>
       </w:r>
       <w:r>
         <w:rPr>
@@ -294,10 +339,10 @@
           <w:szCs w:val="22"/>
         </w:rPr>
         <w:drawing>
-          <wp:inline distT="0" distB="0" distL="0" distR="0" wp14:anchorId="75F715C3" wp14:editId="6F2AD338">
-            <wp:extent cx="5768340" cy="4228433"/>
-            <wp:effectExtent l="0" t="0" r="3810" b="1270"/>
-            <wp:docPr id="2" name="Рисунок 2"/>
+          <wp:inline distT="0" distB="0" distL="0" distR="0" wp14:anchorId="14A69A31" wp14:editId="3F135D07">
+            <wp:extent cx="5829300" cy="4273119"/>
+            <wp:effectExtent l="0" t="0" r="0" b="0"/>
+            <wp:docPr id="1" name="Рисунок 1"/>
             <wp:cNvGraphicFramePr>
               <a:graphicFrameLocks xmlns:a="http://schemas.openxmlformats.org/drawingml/2006/main" noChangeAspect="1"/>
             </wp:cNvGraphicFramePr>
@@ -305,7 +350,7 @@
               <a:graphicData uri="http://schemas.openxmlformats.org/drawingml/2006/picture">
                 <pic:pic xmlns:pic="http://schemas.openxmlformats.org/drawingml/2006/picture">
                   <pic:nvPicPr>
-                    <pic:cNvPr id="2" name="Рисунок 2"/>
+                    <pic:cNvPr id="1" name="Рисунок 1"/>
                     <pic:cNvPicPr/>
                   </pic:nvPicPr>
                   <pic:blipFill>
@@ -323,7 +368,7 @@
                   <pic:spPr>
                     <a:xfrm>
                       <a:off x="0" y="0"/>
-                      <a:ext cx="5777670" cy="4235272"/>
+                      <a:ext cx="5834754" cy="4277117"/>
                     </a:xfrm>
                     <a:prstGeom prst="rect">
                       <a:avLst/>
@@ -431,15 +476,15 @@
           <w:szCs w:val="22"/>
           <w:lang w:val="en-US"/>
         </w:rPr>
-        <w:t>Client</w:t>
-      </w:r>
-      <w:r>
-        <w:rPr>
-          <w:rFonts w:ascii="Times New Roman" w:hAnsi="Times New Roman"/>
-          <w:sz w:val="28"/>
-          <w:szCs w:val="22"/>
-        </w:rPr>
-        <w:t xml:space="preserve"> через интерфейс</w:t>
+        <w:t>UI</w:t>
+      </w:r>
+      <w:r>
+        <w:rPr>
+          <w:rFonts w:ascii="Times New Roman" w:hAnsi="Times New Roman"/>
+          <w:sz w:val="28"/>
+          <w:szCs w:val="22"/>
+        </w:rPr>
+        <w:t>через интерфейс</w:t>
       </w:r>
       <w:r>
         <w:rPr>
@@ -449,6 +494,7 @@
         </w:rPr>
         <w:t xml:space="preserve"> </w:t>
       </w:r>
+      <w:proofErr w:type="spellStart"/>
       <w:r>
         <w:rPr>
           <w:rFonts w:ascii="Times New Roman" w:hAnsi="Times New Roman"/>
@@ -458,6 +504,7 @@
         </w:rPr>
         <w:t>IHospital</w:t>
       </w:r>
+      <w:proofErr w:type="spellEnd"/>
       <w:r>
         <w:rPr>
           <w:rFonts w:ascii="Times New Roman" w:hAnsi="Times New Roman"/>
@@ -500,6 +547,7 @@
         </w:rPr>
         <w:t xml:space="preserve"> использует интерфейсы других больниц (</w:t>
       </w:r>
+      <w:proofErr w:type="spellStart"/>
       <w:r>
         <w:rPr>
           <w:rFonts w:ascii="Times New Roman" w:hAnsi="Times New Roman"/>
@@ -509,6 +557,7 @@
         </w:rPr>
         <w:t>IRemoteHospital</w:t>
       </w:r>
+      <w:proofErr w:type="spellEnd"/>
       <w:r>
         <w:rPr>
           <w:rFonts w:ascii="Times New Roman" w:hAnsi="Times New Roman"/>
@@ -517,6 +566,7 @@
         </w:rPr>
         <w:t>) для работы с приглашенными сотрудниками и интерфейс для базы данных (</w:t>
       </w:r>
+      <w:proofErr w:type="spellStart"/>
       <w:r>
         <w:rPr>
           <w:rFonts w:ascii="Times New Roman" w:hAnsi="Times New Roman"/>
@@ -531,9 +581,62 @@
           <w:rFonts w:ascii="Times New Roman" w:hAnsi="Times New Roman"/>
           <w:sz w:val="28"/>
           <w:szCs w:val="22"/>
+          <w:lang w:val="en-US"/>
+        </w:rPr>
+        <w:t>IN</w:t>
+      </w:r>
+      <w:proofErr w:type="spellEnd"/>
+      <w:r>
+        <w:rPr>
+          <w:rFonts w:ascii="Times New Roman" w:hAnsi="Times New Roman"/>
+          <w:sz w:val="28"/>
+          <w:szCs w:val="22"/>
         </w:rPr>
         <w:t>).</w:t>
       </w:r>
+      <w:r>
+        <w:rPr>
+          <w:rFonts w:ascii="Times New Roman" w:hAnsi="Times New Roman"/>
+          <w:sz w:val="28"/>
+          <w:szCs w:val="22"/>
+        </w:rPr>
+        <w:t xml:space="preserve"> </w:t>
+      </w:r>
+      <w:r>
+        <w:rPr>
+          <w:rFonts w:ascii="Times New Roman" w:hAnsi="Times New Roman"/>
+          <w:sz w:val="28"/>
+          <w:szCs w:val="22"/>
+        </w:rPr>
+        <w:t xml:space="preserve">Через интерфейс </w:t>
+      </w:r>
+      <w:proofErr w:type="spellStart"/>
+      <w:r>
+        <w:rPr>
+          <w:rFonts w:ascii="Times New Roman" w:hAnsi="Times New Roman"/>
+          <w:sz w:val="28"/>
+          <w:szCs w:val="22"/>
+          <w:lang w:val="en-US"/>
+        </w:rPr>
+        <w:t>IDBCoreOut</w:t>
+      </w:r>
+      <w:proofErr w:type="spellEnd"/>
+      <w:r>
+        <w:rPr>
+          <w:rFonts w:ascii="Times New Roman" w:hAnsi="Times New Roman"/>
+          <w:sz w:val="28"/>
+          <w:szCs w:val="22"/>
+        </w:rPr>
+        <w:t xml:space="preserve"> </w:t>
+      </w:r>
+      <w:r>
+        <w:rPr>
+          <w:rFonts w:ascii="Times New Roman" w:hAnsi="Times New Roman"/>
+          <w:sz w:val="28"/>
+          <w:szCs w:val="22"/>
+        </w:rPr>
+        <w:t>система передает данные о своих сотрудниках и пациентах по востребованию.</w:t>
+      </w:r>
     </w:p>
     <w:p>
       <w:pPr>
@@ -568,6 +671,7 @@
         </w:rPr>
         <w:t xml:space="preserve"> использует интерфейсы </w:t>
       </w:r>
+      <w:proofErr w:type="spellStart"/>
       <w:r>
         <w:rPr>
           <w:rFonts w:ascii="Times New Roman" w:hAnsi="Times New Roman"/>
@@ -577,6 +681,7 @@
         </w:rPr>
         <w:t>IDoctorDB</w:t>
       </w:r>
+      <w:proofErr w:type="spellEnd"/>
       <w:r>
         <w:rPr>
           <w:rFonts w:ascii="Times New Roman" w:hAnsi="Times New Roman"/>
@@ -585,6 +690,7 @@
         </w:rPr>
         <w:t xml:space="preserve"> и </w:t>
       </w:r>
+      <w:proofErr w:type="spellStart"/>
       <w:r>
         <w:rPr>
           <w:rFonts w:ascii="Times New Roman" w:hAnsi="Times New Roman"/>
@@ -594,6 +700,7 @@
         </w:rPr>
         <w:t>IPatientsDB</w:t>
       </w:r>
+      <w:proofErr w:type="spellEnd"/>
       <w:r>
         <w:rPr>
           <w:rFonts w:ascii="Times New Roman" w:hAnsi="Times New Roman"/>
@@ -620,9 +727,9 @@
           <w:szCs w:val="22"/>
         </w:rPr>
         <w:drawing>
-          <wp:inline distT="0" distB="0" distL="0" distR="0" wp14:anchorId="5BCB5B4C" wp14:editId="4FA2F933">
-            <wp:extent cx="6819900" cy="4958217"/>
-            <wp:effectExtent l="0" t="0" r="0" b="0"/>
+          <wp:inline distT="0" distB="0" distL="0" distR="0" wp14:anchorId="5BCB5B4C" wp14:editId="754CA0C0">
+            <wp:extent cx="6833974" cy="4966698"/>
+            <wp:effectExtent l="0" t="0" r="5080" b="5715"/>
             <wp:docPr id="4" name="Рисунок 4"/>
             <wp:cNvGraphicFramePr>
               <a:graphicFrameLocks xmlns:a="http://schemas.openxmlformats.org/drawingml/2006/main" noChangeAspect="1"/>
@@ -649,7 +756,7 @@
                   <pic:spPr>
                     <a:xfrm>
                       <a:off x="0" y="0"/>
-                      <a:ext cx="6833974" cy="4968449"/>
+                      <a:ext cx="6833974" cy="4966698"/>
                     </a:xfrm>
                     <a:prstGeom prst="rect">
                       <a:avLst/>
@@ -829,6 +936,7 @@
         </w:rPr>
         <w:t xml:space="preserve">). В среде исполнения </w:t>
       </w:r>
+      <w:proofErr w:type="spellStart"/>
       <w:r>
         <w:rPr>
           <w:rFonts w:ascii="Times New Roman" w:hAnsi="Times New Roman"/>
@@ -838,6 +946,7 @@
         </w:rPr>
         <w:t>FastAPI</w:t>
       </w:r>
+      <w:proofErr w:type="spellEnd"/>
       <w:r>
         <w:rPr>
           <w:rFonts w:ascii="Times New Roman" w:hAnsi="Times New Roman"/>
@@ -880,6 +989,7 @@
         </w:rPr>
         <w:t>.</w:t>
       </w:r>
+      <w:proofErr w:type="spellStart"/>
       <w:r>
         <w:rPr>
           <w:rFonts w:ascii="Times New Roman" w:hAnsi="Times New Roman"/>
@@ -889,6 +999,7 @@
         </w:rPr>
         <w:t>py</w:t>
       </w:r>
+      <w:proofErr w:type="spellEnd"/>
       <w:r>
         <w:rPr>
           <w:rFonts w:ascii="Times New Roman" w:hAnsi="Times New Roman"/>
@@ -912,6 +1023,42 @@
           <w:sz w:val="28"/>
           <w:szCs w:val="22"/>
         </w:rPr>
+        <w:t>Сервера внешних систем для обмена данными развернуты на сторонних серверах (</w:t>
+      </w:r>
+      <w:proofErr w:type="spellStart"/>
+      <w:r>
+        <w:rPr>
+          <w:rFonts w:ascii="Times New Roman" w:hAnsi="Times New Roman"/>
+          <w:sz w:val="28"/>
+          <w:szCs w:val="22"/>
+          <w:lang w:val="en-US"/>
+        </w:rPr>
+        <w:t>ExternalServer</w:t>
+      </w:r>
+      <w:proofErr w:type="spellEnd"/>
+      <w:r>
+        <w:rPr>
+          <w:rFonts w:ascii="Times New Roman" w:hAnsi="Times New Roman"/>
+          <w:sz w:val="28"/>
+          <w:szCs w:val="22"/>
+        </w:rPr>
+        <w:t>)</w:t>
+      </w:r>
+    </w:p>
+    <w:p>
+      <w:pPr>
+        <w:rPr>
+          <w:rFonts w:ascii="Times New Roman" w:hAnsi="Times New Roman"/>
+          <w:sz w:val="28"/>
+          <w:szCs w:val="22"/>
+        </w:rPr>
+      </w:pPr>
+      <w:r>
+        <w:rPr>
+          <w:rFonts w:ascii="Times New Roman" w:hAnsi="Times New Roman"/>
+          <w:sz w:val="28"/>
+          <w:szCs w:val="22"/>
+        </w:rPr>
         <w:t>В среде исполнения Database Server работает СУБД.</w:t>
       </w:r>
     </w:p>
@@ -941,9 +1088,9 @@
           <w:szCs w:val="22"/>
         </w:rPr>
         <w:drawing>
-          <wp:inline distT="0" distB="0" distL="0" distR="0" wp14:anchorId="37CA4F49" wp14:editId="64AA32FA">
-            <wp:extent cx="7003391" cy="1501140"/>
-            <wp:effectExtent l="0" t="0" r="7620" b="3810"/>
+          <wp:inline distT="0" distB="0" distL="0" distR="0" wp14:anchorId="37CA4F49" wp14:editId="2510B739">
+            <wp:extent cx="6774180" cy="2895489"/>
+            <wp:effectExtent l="0" t="0" r="7620" b="635"/>
             <wp:docPr id="6" name="Рисунок 6"/>
             <wp:cNvGraphicFramePr>
               <a:graphicFrameLocks xmlns:a="http://schemas.openxmlformats.org/drawingml/2006/main" noChangeAspect="1"/>
@@ -970,7 +1117,7 @@
                   <pic:spPr>
                     <a:xfrm>
                       <a:off x="0" y="0"/>
-                      <a:ext cx="7018076" cy="1504288"/>
+                      <a:ext cx="6789774" cy="2902154"/>
                     </a:xfrm>
                     <a:prstGeom prst="rect">
                       <a:avLst/>

--- a/ООАП4.docx
+++ b/ООАП4.docx
@@ -477,6 +477,14 @@
           <w:lang w:val="en-US"/>
         </w:rPr>
         <w:t>UI</w:t>
+      </w:r>
+      <w:r>
+        <w:rPr>
+          <w:rFonts w:ascii="Times New Roman" w:hAnsi="Times New Roman"/>
+          <w:sz w:val="28"/>
+          <w:szCs w:val="22"/>
+        </w:rPr>
+        <w:t xml:space="preserve"> </w:t>
       </w:r>
       <w:r>
         <w:rPr>

--- a/ООАП4.docx
+++ b/ООАП4.docx
@@ -1096,9 +1096,9 @@
           <w:szCs w:val="22"/>
         </w:rPr>
         <w:drawing>
-          <wp:inline distT="0" distB="0" distL="0" distR="0" wp14:anchorId="37CA4F49" wp14:editId="2510B739">
-            <wp:extent cx="6774180" cy="2895489"/>
-            <wp:effectExtent l="0" t="0" r="7620" b="635"/>
+          <wp:inline distT="0" distB="0" distL="0" distR="0" wp14:anchorId="37CA4F49" wp14:editId="0B01DD67">
+            <wp:extent cx="6584645" cy="2902154"/>
+            <wp:effectExtent l="0" t="0" r="6985" b="0"/>
             <wp:docPr id="6" name="Рисунок 6"/>
             <wp:cNvGraphicFramePr>
               <a:graphicFrameLocks xmlns:a="http://schemas.openxmlformats.org/drawingml/2006/main" noChangeAspect="1"/>
@@ -1125,7 +1125,7 @@
                   <pic:spPr>
                     <a:xfrm>
                       <a:off x="0" y="0"/>
-                      <a:ext cx="6789774" cy="2902154"/>
+                      <a:ext cx="6584645" cy="2902154"/>
                     </a:xfrm>
                     <a:prstGeom prst="rect">
                       <a:avLst/>
